--- a/policies/build/chapters_v2/AAC/document/AAC3/SOP_Patient_Transfer_Referral.docx
+++ b/policies/build/chapters_v2/AAC/document/AAC3/SOP_Patient_Transfer_Referral.docx
@@ -406,7 +406,7 @@
         <w:rPr>
           <w:i/>
         </w:rPr>
-        <w:t>A patient handed from one team or setting to another is vulnerable exactly at that transition point — this step exists to protect them there.</w:t>
+        <w:t>A transfer-in received with no trained escort and no documented clinical status on arrival leaves the receiving team working blind for the first critical minutes.</w:t>
       </w:r>
     </w:p>
     <w:p>
@@ -444,7 +444,7 @@
         <w:rPr>
           <w:i/>
         </w:rPr>
-        <w:t>A patient handed from one team or setting to another is vulnerable exactly at that transition point — this step exists to protect them there.</w:t>
+        <w:t>A transfer-out arranged without documenting stabilisation, mode, equipment, and monitoring is one where something necessary is likely to be missing on the other end.</w:t>
       </w:r>
     </w:p>
     <w:p>
@@ -511,7 +511,7 @@
         <w:rPr>
           <w:i/>
         </w:rPr>
-        <w:t>Skipping or rushing this step is exactly the kind of gap an assessor — or a real patient safety incident — would eventually surface.</w:t>
+        <w:t>An unstable patient transferred without a doctor or appropriately trained staff alongside them has no one able to respond if their condition worsens en route.</w:t>
       </w:r>
     </w:p>
     <w:p>
@@ -573,7 +573,7 @@
         <w:rPr>
           <w:i/>
         </w:rPr>
-        <w:t>A patient handed from one team or setting to another is vulnerable exactly at that transition point — this step exists to protect them there.</w:t>
+        <w:t>A patient transferred or discharged with no summary of findings and treatment leaves the next team to start from nothing.</w:t>
       </w:r>
     </w:p>
     <w:p>
@@ -664,7 +664,7 @@
             <w:color w:val="0563C1"/>
             <w:u w:val="single"/>
           </w:rPr>
-          <w:t>NABH — Hospitals Accreditation Programme (HCO), 6th Edition standards</w:t>
+          <w:t>National Accreditation Board for Hospitals and Healthcare Providers. (2025). NABH accreditation standards for hospitals (6th ed.). ISBN 978-81-965264-9-8.</w:t>
         </w:r>
       </w:hyperlink>
     </w:p>
